--- a/backend/app/data/contracts/12_ფორმა_განაცხადი.docx
+++ b/backend/app/data/contracts/12_ფორმა_განაცხადი.docx
@@ -36,32 +36,6 @@
         <w:t>შპს „საქართველოს პროფესიული სერტიფიცირების ინსტიტუტი“</w:t>
       </w:r>
     </w:p>
-    <w:p>
-      <w:pPr>
-        <w:spacing w:before="0" w:after="60" w:line="276" w:lineRule="auto"/>
-        <w:jc w:val="both"/>
-      </w:pPr>
-      <w:r>
-        <w:rPr>
-          <w:rFonts w:ascii="Sylfaen" w:hAnsi="Sylfaen" w:cs="Sylfaen" w:eastAsia="Sylfaen"/>
-          <w:b/>
-          <w:i w:val="0"/>
-          <w:color w:val="000000"/>
-          <w:sz w:val="21"/>
-        </w:rPr>
-        <w:t>ფორმის კოდი:</w:t>
-      </w:r>
-      <w:r>
-        <w:rPr>
-          <w:rFonts w:ascii="Sylfaen" w:hAnsi="Sylfaen" w:cs="Sylfaen" w:eastAsia="Sylfaen"/>
-          <w:b w:val="0"/>
-          <w:i w:val="0"/>
-          <w:color w:val="000000"/>
-          <w:sz w:val="21"/>
-        </w:rPr>
-        <w:t xml:space="preserve"> GIPC-FRM-001</w:t>
-      </w:r>
-    </w:p>
     <w:tbl>
       <w:tblPr>
         <w:tblLook w:firstColumn="1" w:firstRow="1" w:lastColumn="0" w:lastRow="0" w:noHBand="0" w:noVBand="1" w:val="04A0"/>
@@ -87,6 +61,55 @@
         <w:gridCol w:w="2698"/>
         <w:gridCol w:w="6941"/>
       </w:tblGrid>
+      <w:tr>
+        <w:trPr>
+          <w:cantSplit/>
+        </w:trPr>
+        <w:tc>
+          <w:tcPr>
+            <w:tcW w:type="dxa" w:w="2698"/>
+            <w:vAlign w:val="center"/>
+          </w:tcPr>
+          <w:p>
+            <w:pPr>
+              <w:spacing w:before="20" w:after="20" w:line="264" w:lineRule="auto"/>
+              <w:jc w:val="left"/>
+            </w:pPr>
+            <w:r>
+              <w:rPr>
+                <w:rFonts w:ascii="Sylfaen" w:hAnsi="Sylfaen" w:cs="Sylfaen" w:eastAsia="Sylfaen"/>
+                <w:b/>
+                <w:i w:val="0"/>
+                <w:color w:val="000000"/>
+                <w:sz w:val="20"/>
+              </w:rPr>
+              <w:t>ფორმის კოდი</w:t>
+            </w:r>
+          </w:p>
+        </w:tc>
+        <w:tc>
+          <w:tcPr>
+            <w:tcW w:type="dxa" w:w="6941"/>
+            <w:vAlign w:val="center"/>
+          </w:tcPr>
+          <w:p>
+            <w:pPr>
+              <w:spacing w:before="20" w:after="20" w:line="264" w:lineRule="auto"/>
+              <w:jc w:val="left"/>
+            </w:pPr>
+            <w:r>
+              <w:rPr>
+                <w:rFonts w:ascii="Sylfaen" w:hAnsi="Sylfaen" w:cs="Sylfaen" w:eastAsia="Sylfaen"/>
+                <w:b w:val="0"/>
+                <w:i w:val="0"/>
+                <w:color w:val="000000"/>
+                <w:sz w:val="20"/>
+              </w:rPr>
+              <w:t>GIPC-FRM-001</w:t>
+            </w:r>
+          </w:p>
+        </w:tc>
+      </w:tr>
       <w:tr>
         <w:trPr>
           <w:cantSplit/>

--- a/backend/app/data/contracts/12_ფორმა_განაცხადი.docx
+++ b/backend/app/data/contracts/12_ფორმა_განაცხადი.docx
@@ -764,6 +764,22 @@
     </w:p>
     <w:p>
       <w:pPr>
+        <w:spacing w:before="0" w:after="60" w:line="276" w:lineRule="auto"/>
+        <w:jc w:val="both"/>
+      </w:pPr>
+      <w:r>
+        <w:rPr>
+          <w:rFonts w:ascii="Sylfaen" w:hAnsi="Sylfaen" w:cs="Sylfaen" w:eastAsia="Sylfaen"/>
+          <w:b w:val="0"/>
+          <w:i/>
+          <w:color w:val="000000"/>
+          <w:sz w:val="21"/>
+        </w:rPr>
+        <w:t>(შენიშვნა: გამოცდაზე სპეციალური საჭიროების / გონივრული მისადაგების მოთხოვნისა და ჯანმრთელობის მდგომარეობის შესახებ მონაცემის წარდგენის შემთხვევაში, აღნიშნული ველის შევსებითა და შესაბამისი დოკუმენტის დართვით განმცხადებელი გამოხატავს ცალკე ნებაყოფლობით თანხმობას ამ მონაცემის მხოლოდ საგამოცდო პირობების გონივრული მისადაგების მიზნით დამუშავებაზე — „პერსონალურ მონაცემთა დაცვის შესახებ“ საქართველოს კანონის მე-6 და 32-ე მუხლების შესაბამისად).</w:t>
+      </w:r>
+    </w:p>
+    <w:p>
+      <w:pPr>
         <w:keepNext/>
         <w:spacing w:before="160" w:after="60"/>
         <w:jc w:val="left"/>

--- a/backend/app/data/contracts/12_ფორმა_განაცხადი.docx
+++ b/backend/app/data/contracts/12_ფორმა_განაცხადი.docx
@@ -780,6 +780,22 @@
     </w:p>
     <w:p>
       <w:pPr>
+        <w:spacing w:before="0" w:after="60" w:line="276" w:lineRule="auto"/>
+        <w:jc w:val="both"/>
+      </w:pPr>
+      <w:r>
+        <w:rPr>
+          <w:rFonts w:ascii="Sylfaen" w:hAnsi="Sylfaen" w:cs="Sylfaen" w:eastAsia="Sylfaen"/>
+          <w:b w:val="0"/>
+          <w:i/>
+          <w:color w:val="000000"/>
+          <w:sz w:val="21"/>
+        </w:rPr>
+        <w:t>(შენიშვნა: გამოცდაზე სპეციალური საჭიროების / გონივრული მისადაგების მოთხოვნისა და ჯანმრთელობის მდგომარეობის შესახებ მონაცემის წარდგენის შემთხვევაში, აღნიშნული ველის შევსებითა და შესაბამისი დოკუმენტის დართვით განმცხადებელი გამოხატავს ცალკე ნებაყოფლობით თანხმობას ამ მონაცემის მხოლოდ საგამოცდო პირობების გონივრული მისადაგების მიზნით დამუშავებაზე — „პერსონალურ მონაცემთა დაცვის შესახებ“ საქართველოს კანონის მე-6 და 32-ე მუხლების შესაბამისად).</w:t>
+      </w:r>
+    </w:p>
+    <w:p>
+      <w:pPr>
         <w:keepNext/>
         <w:spacing w:before="160" w:after="60"/>
         <w:jc w:val="left"/>

--- a/backend/app/data/contracts/12_ფორმა_განაცხადი.docx
+++ b/backend/app/data/contracts/12_ფორმა_განაცხადი.docx
@@ -780,22 +780,6 @@
     </w:p>
     <w:p>
       <w:pPr>
-        <w:spacing w:before="0" w:after="60" w:line="276" w:lineRule="auto"/>
-        <w:jc w:val="both"/>
-      </w:pPr>
-      <w:r>
-        <w:rPr>
-          <w:rFonts w:ascii="Sylfaen" w:hAnsi="Sylfaen" w:cs="Sylfaen" w:eastAsia="Sylfaen"/>
-          <w:b w:val="0"/>
-          <w:i/>
-          <w:color w:val="000000"/>
-          <w:sz w:val="21"/>
-        </w:rPr>
-        <w:t>(შენიშვნა: გამოცდაზე სპეციალური საჭიროების / გონივრული მისადაგების მოთხოვნისა და ჯანმრთელობის მდგომარეობის შესახებ მონაცემის წარდგენის შემთხვევაში, აღნიშნული ველის შევსებითა და შესაბამისი დოკუმენტის დართვით განმცხადებელი გამოხატავს ცალკე ნებაყოფლობით თანხმობას ამ მონაცემის მხოლოდ საგამოცდო პირობების გონივრული მისადაგების მიზნით დამუშავებაზე — „პერსონალურ მონაცემთა დაცვის შესახებ“ საქართველოს კანონის მე-6 და 32-ე მუხლების შესაბამისად).</w:t>
-      </w:r>
-    </w:p>
-    <w:p>
-      <w:pPr>
         <w:keepNext/>
         <w:spacing w:before="160" w:after="60"/>
         <w:jc w:val="left"/>
